--- a/Tai_lieu_mo_ta_API.docx
+++ b/Tai_lieu_mo_ta_API.docx
@@ -6382,8 +6382,6 @@
         </w:rPr>
         <w:t>người dùng</w:t>
       </w:r>
-      <w:bookmarkStart w:id="0" w:name="_GoBack"/>
-      <w:bookmarkEnd w:id="0"/>
       <w:r>
         <w:rPr>
           <w:rFonts w:eastAsia="Times New Roman" w:cs="Segoe UI"/>
@@ -6579,7 +6577,21 @@
           <w:rFonts w:eastAsia="Times New Roman" w:cs="Segoe UI"/>
           <w:szCs w:val="24"/>
         </w:rPr>
-        <w:t>: Upload avatar lên Cloudinary (chỉ tự upload).</w:t>
+        <w:t>: Upload avatar lên Cloudinary (chỉ upload</w:t>
+      </w:r>
+      <w:r>
+        <w:rPr>
+          <w:rFonts w:eastAsia="Times New Roman" w:cs="Segoe UI"/>
+          <w:szCs w:val="24"/>
+        </w:rPr>
+        <w:t xml:space="preserve"> chính mình</w:t>
+      </w:r>
+      <w:r>
+        <w:rPr>
+          <w:rFonts w:eastAsia="Times New Roman" w:cs="Segoe UI"/>
+          <w:szCs w:val="24"/>
+        </w:rPr>
+        <w:t>).</w:t>
       </w:r>
     </w:p>
     <w:p>
@@ -7302,7 +7314,21 @@
           <w:rFonts w:eastAsia="Times New Roman" w:cs="Segoe UI"/>
           <w:szCs w:val="24"/>
         </w:rPr>
-        <w:t>: Lấy danh sách vị trí (pagination).</w:t>
+        <w:t>: Lấy danh sách vị trí (</w:t>
+      </w:r>
+      <w:r>
+        <w:rPr>
+          <w:rFonts w:eastAsia="Times New Roman" w:cs="Segoe UI"/>
+          <w:szCs w:val="24"/>
+        </w:rPr>
+        <w:t xml:space="preserve">có </w:t>
+      </w:r>
+      <w:r>
+        <w:rPr>
+          <w:rFonts w:eastAsia="Times New Roman" w:cs="Segoe UI"/>
+          <w:szCs w:val="24"/>
+        </w:rPr>
+        <w:t>pagination).</w:t>
       </w:r>
     </w:p>
     <w:p>
@@ -7389,7 +7415,21 @@
           <w:rFonts w:eastAsia="Times New Roman" w:cs="Segoe UI"/>
           <w:szCs w:val="24"/>
         </w:rPr>
-        <w:t xml:space="preserve"> (200 OK): Array of locations.</w:t>
+        <w:t xml:space="preserve"> (200 OK): </w:t>
+      </w:r>
+      <w:r>
+        <w:rPr>
+          <w:rFonts w:eastAsia="Times New Roman" w:cs="Segoe UI"/>
+          <w:szCs w:val="24"/>
+        </w:rPr>
+        <w:t>mảng các vị trí</w:t>
+      </w:r>
+      <w:r>
+        <w:rPr>
+          <w:rFonts w:eastAsia="Times New Roman" w:cs="Segoe UI"/>
+          <w:szCs w:val="24"/>
+        </w:rPr>
+        <w:t>.</w:t>
       </w:r>
     </w:p>
     <w:p>
@@ -7529,7 +7569,21 @@
           <w:rFonts w:eastAsia="Times New Roman" w:cs="Segoe UI"/>
           <w:szCs w:val="24"/>
         </w:rPr>
-        <w:t xml:space="preserve"> (200 OK): Location details.</w:t>
+        <w:t xml:space="preserve"> (200 OK): </w:t>
+      </w:r>
+      <w:r>
+        <w:rPr>
+          <w:rFonts w:eastAsia="Times New Roman" w:cs="Segoe UI"/>
+          <w:szCs w:val="24"/>
+        </w:rPr>
+        <w:t>Chi tiết vị trí</w:t>
+      </w:r>
+      <w:r>
+        <w:rPr>
+          <w:rFonts w:eastAsia="Times New Roman" w:cs="Segoe UI"/>
+          <w:szCs w:val="24"/>
+        </w:rPr>
+        <w:t>.</w:t>
       </w:r>
     </w:p>
     <w:p>
@@ -8721,7 +8775,21 @@
           <w:rFonts w:eastAsia="Times New Roman" w:cs="Segoe UI"/>
           <w:szCs w:val="24"/>
         </w:rPr>
-        <w:t>: Update status (admin only).</w:t>
+        <w:t xml:space="preserve">: </w:t>
+      </w:r>
+      <w:r>
+        <w:rPr>
+          <w:rFonts w:eastAsia="Times New Roman" w:cs="Segoe UI"/>
+          <w:szCs w:val="24"/>
+        </w:rPr>
+        <w:t>Cập nhật trạng thái</w:t>
+      </w:r>
+      <w:r>
+        <w:rPr>
+          <w:rFonts w:eastAsia="Times New Roman" w:cs="Segoe UI"/>
+          <w:szCs w:val="24"/>
+        </w:rPr>
+        <w:t xml:space="preserve"> (admin only).</w:t>
       </w:r>
     </w:p>
     <w:p>
@@ -8889,7 +8957,21 @@
           <w:rFonts w:eastAsia="Times New Roman" w:cs="Segoe UI"/>
           <w:szCs w:val="24"/>
         </w:rPr>
-        <w:t>: Admin update full booking info.</w:t>
+        <w:t xml:space="preserve">: Admin </w:t>
+      </w:r>
+      <w:r>
+        <w:rPr>
+          <w:rFonts w:eastAsia="Times New Roman" w:cs="Segoe UI"/>
+          <w:szCs w:val="24"/>
+        </w:rPr>
+        <w:t>cập nhật thông tin booking</w:t>
+      </w:r>
+      <w:r>
+        <w:rPr>
+          <w:rFonts w:eastAsia="Times New Roman" w:cs="Segoe UI"/>
+          <w:szCs w:val="24"/>
+        </w:rPr>
+        <w:t>.</w:t>
       </w:r>
     </w:p>
     <w:p>
@@ -9064,6 +9146,13 @@
           <w:rFonts w:eastAsia="Times New Roman" w:cs="Segoe UI"/>
           <w:szCs w:val="24"/>
         </w:rPr>
+        <w:t xml:space="preserve"> </w:t>
+      </w:r>
+      <w:r>
+        <w:rPr>
+          <w:rFonts w:eastAsia="Times New Roman" w:cs="Segoe UI"/>
+          <w:szCs w:val="24"/>
+        </w:rPr>
         <w:t>người dùng</w:t>
       </w:r>
       <w:r>
@@ -9071,7 +9160,21 @@
           <w:rFonts w:eastAsia="Times New Roman" w:cs="Segoe UI"/>
           <w:szCs w:val="24"/>
         </w:rPr>
-        <w:t xml:space="preserve"> tự hủy booking (chỉ của mình).</w:t>
+        <w:t xml:space="preserve"> tự hủy booking (chỉ </w:t>
+      </w:r>
+      <w:r>
+        <w:rPr>
+          <w:rFonts w:eastAsia="Times New Roman" w:cs="Segoe UI"/>
+          <w:szCs w:val="24"/>
+        </w:rPr>
+        <w:t>hủy booking của chính</w:t>
+      </w:r>
+      <w:r>
+        <w:rPr>
+          <w:rFonts w:eastAsia="Times New Roman" w:cs="Segoe UI"/>
+          <w:szCs w:val="24"/>
+        </w:rPr>
+        <w:t xml:space="preserve"> mình).</w:t>
       </w:r>
     </w:p>
     <w:p>
@@ -9211,7 +9314,21 @@
           <w:rFonts w:eastAsia="Times New Roman" w:cs="Segoe UI"/>
           <w:szCs w:val="24"/>
         </w:rPr>
-        <w:t>: Confirm booking (admin).</w:t>
+        <w:t xml:space="preserve">: </w:t>
+      </w:r>
+      <w:r>
+        <w:rPr>
+          <w:rFonts w:eastAsia="Times New Roman" w:cs="Segoe UI"/>
+          <w:szCs w:val="24"/>
+        </w:rPr>
+        <w:t>Xác nhận</w:t>
+      </w:r>
+      <w:r>
+        <w:rPr>
+          <w:rFonts w:eastAsia="Times New Roman" w:cs="Segoe UI"/>
+          <w:szCs w:val="24"/>
+        </w:rPr>
+        <w:t xml:space="preserve"> booking (admin).</w:t>
       </w:r>
     </w:p>
     <w:p>
@@ -9628,7 +9745,21 @@
           <w:rFonts w:eastAsia="Times New Roman" w:cs="Segoe UI"/>
           <w:szCs w:val="24"/>
         </w:rPr>
-        <w:t>: Thống kê doanh thu theo năm (admin, chỉ completed).</w:t>
+        <w:t xml:space="preserve">: Thống kê doanh thu theo năm (admin, chỉ </w:t>
+      </w:r>
+      <w:r>
+        <w:rPr>
+          <w:rFonts w:eastAsia="Times New Roman" w:cs="Segoe UI"/>
+          <w:szCs w:val="24"/>
+        </w:rPr>
+        <w:t xml:space="preserve">lấy trạng thái = </w:t>
+      </w:r>
+      <w:r>
+        <w:rPr>
+          <w:rFonts w:eastAsia="Times New Roman" w:cs="Segoe UI"/>
+          <w:szCs w:val="24"/>
+        </w:rPr>
+        <w:t>completed).</w:t>
       </w:r>
     </w:p>
     <w:p>
@@ -9715,7 +9846,21 @@
           <w:rFonts w:eastAsia="Times New Roman" w:cs="Segoe UI"/>
           <w:szCs w:val="24"/>
         </w:rPr>
-        <w:t xml:space="preserve"> (200 OK): Monthly revenue array.</w:t>
+        <w:t xml:space="preserve"> (200 OK): </w:t>
+      </w:r>
+      <w:r>
+        <w:rPr>
+          <w:rFonts w:eastAsia="Times New Roman" w:cs="Segoe UI"/>
+          <w:szCs w:val="24"/>
+        </w:rPr>
+        <w:t>Doanh thu theo tháng</w:t>
+      </w:r>
+      <w:r>
+        <w:rPr>
+          <w:rFonts w:eastAsia="Times New Roman" w:cs="Segoe UI"/>
+          <w:szCs w:val="24"/>
+        </w:rPr>
+        <w:t>.</w:t>
       </w:r>
     </w:p>
     <w:p>
@@ -9767,7 +9912,21 @@
           <w:rFonts w:eastAsia="Times New Roman" w:cs="Segoe UI"/>
           <w:szCs w:val="24"/>
         </w:rPr>
-        <w:t>: Top 5 phòng đặt nhiều nhất (admin, completed).</w:t>
+        <w:t xml:space="preserve">: Top 5 phòng đặt nhiều nhất (admin, </w:t>
+      </w:r>
+      <w:r>
+        <w:rPr>
+          <w:rFonts w:eastAsia="Times New Roman" w:cs="Segoe UI"/>
+          <w:szCs w:val="24"/>
+        </w:rPr>
+        <w:t xml:space="preserve">trạng thái = </w:t>
+      </w:r>
+      <w:r>
+        <w:rPr>
+          <w:rFonts w:eastAsia="Times New Roman" w:cs="Segoe UI"/>
+          <w:szCs w:val="24"/>
+        </w:rPr>
+        <w:t>completed).</w:t>
       </w:r>
     </w:p>
     <w:p>
@@ -9825,7 +9984,21 @@
           <w:rFonts w:eastAsia="Times New Roman" w:cs="Segoe UI"/>
           <w:szCs w:val="24"/>
         </w:rPr>
-        <w:t xml:space="preserve"> (200 OK): Top rooms list.</w:t>
+        <w:t xml:space="preserve"> (200 OK): </w:t>
+      </w:r>
+      <w:r>
+        <w:rPr>
+          <w:rFonts w:eastAsia="Times New Roman" w:cs="Segoe UI"/>
+          <w:szCs w:val="24"/>
+        </w:rPr>
+        <w:t>Trả về top danh sách phòng được đặt</w:t>
+      </w:r>
+      <w:r>
+        <w:rPr>
+          <w:rFonts w:eastAsia="Times New Roman" w:cs="Segoe UI"/>
+          <w:szCs w:val="24"/>
+        </w:rPr>
+        <w:t>.</w:t>
       </w:r>
     </w:p>
     <w:p>
@@ -10329,7 +10502,21 @@
           <w:rFonts w:eastAsia="Times New Roman" w:cs="Segoe UI"/>
           <w:szCs w:val="24"/>
         </w:rPr>
-        <w:t>: Lấy bình luận theo phòng (pagination).</w:t>
+        <w:t>: Lấy bình luận theo phòng (</w:t>
+      </w:r>
+      <w:r>
+        <w:rPr>
+          <w:rFonts w:eastAsia="Times New Roman" w:cs="Segoe UI"/>
+          <w:szCs w:val="24"/>
+        </w:rPr>
+        <w:t xml:space="preserve">có </w:t>
+      </w:r>
+      <w:r>
+        <w:rPr>
+          <w:rFonts w:eastAsia="Times New Roman" w:cs="Segoe UI"/>
+          <w:szCs w:val="24"/>
+        </w:rPr>
+        <w:t>pagination).</w:t>
       </w:r>
     </w:p>
     <w:p>
@@ -10445,7 +10632,21 @@
           <w:rFonts w:eastAsia="Times New Roman" w:cs="Segoe UI"/>
           <w:szCs w:val="24"/>
         </w:rPr>
-        <w:t xml:space="preserve"> (200 OK): Comments list.</w:t>
+        <w:t xml:space="preserve"> (200 OK): </w:t>
+      </w:r>
+      <w:r>
+        <w:rPr>
+          <w:rFonts w:eastAsia="Times New Roman" w:cs="Segoe UI"/>
+          <w:szCs w:val="24"/>
+        </w:rPr>
+        <w:t>Trả về danh sách bình luận</w:t>
+      </w:r>
+      <w:r>
+        <w:rPr>
+          <w:rFonts w:eastAsia="Times New Roman" w:cs="Segoe UI"/>
+          <w:szCs w:val="24"/>
+        </w:rPr>
+        <w:t>.</w:t>
       </w:r>
     </w:p>
     <w:p>
@@ -10497,7 +10698,21 @@
           <w:rFonts w:eastAsia="Times New Roman" w:cs="Segoe UI"/>
           <w:szCs w:val="24"/>
         </w:rPr>
-        <w:t>: Xóa bình luận (chỉ của mình).</w:t>
+        <w:t xml:space="preserve">: Xóa bình luận (chỉ </w:t>
+      </w:r>
+      <w:r>
+        <w:rPr>
+          <w:rFonts w:eastAsia="Times New Roman" w:cs="Segoe UI"/>
+          <w:szCs w:val="24"/>
+        </w:rPr>
+        <w:t>xóa chính bình luận của</w:t>
+      </w:r>
+      <w:r>
+        <w:rPr>
+          <w:rFonts w:eastAsia="Times New Roman" w:cs="Segoe UI"/>
+          <w:szCs w:val="24"/>
+        </w:rPr>
+        <w:t xml:space="preserve"> mình).</w:t>
       </w:r>
     </w:p>
     <w:p>
@@ -10615,6 +10830,8 @@
         </w:rPr>
         <w:t>: 403 (not owner).</w:t>
       </w:r>
+      <w:bookmarkStart w:id="0" w:name="_GoBack"/>
+      <w:bookmarkEnd w:id="0"/>
     </w:p>
     <w:p>
       <w:pPr>
@@ -16728,6 +16945,7 @@
   <w:style w:type="character" w:default="1" w:styleId="DefaultParagraphFont">
     <w:name w:val="Default Paragraph Font"/>
     <w:uiPriority w:val="1"/>
+    <w:semiHidden/>
     <w:unhideWhenUsed/>
   </w:style>
   <w:style w:type="table" w:default="1" w:styleId="TableNormal">
